--- a/src/main/resources/doc/year.docx
+++ b/src/main/resources/doc/year.docx
@@ -605,8 +605,6 @@
           </w14:textFill>
         </w:rPr>
       </w:pPr>
-      <w:bookmarkStart w:id="0" w:name="_GoBack"/>
-      <w:bookmarkEnd w:id="0"/>
     </w:p>
     <w:p>
       <w:pPr>
@@ -696,18 +694,7 @@
           <w:sz w:val="16"/>
           <w:szCs w:val="16"/>
         </w:rPr>
-        <w:t>${</w:t>
-      </w:r>
-      <w:r>
-        <w:rPr>
-          <w:rFonts w:hint="eastAsia" w:ascii="宋体" w:hAnsi="宋体" w:cs="宋体"/>
-          <w:b/>
-          <w:bCs/>
-          <w:sz w:val="16"/>
-          <w:szCs w:val="16"/>
-          <w:lang w:val="en-US" w:eastAsia="zh-CN"/>
-        </w:rPr>
-        <w:t>todo</w:t>
+        <w:t>${UsingUnitFaultRate</w:t>
       </w:r>
       <w:r>
         <w:rPr>
@@ -15692,8 +15679,8 @@
           <w:rFonts w:hint="eastAsia" w:ascii="宋体" w:hAnsi="宋体" w:eastAsia="宋体" w:cs="宋体"/>
           <w:b/>
           <w:bCs/>
-          <w:sz w:val="16"/>
-          <w:szCs w:val="16"/>
+          <w:sz w:val="18"/>
+          <w:szCs w:val="18"/>
           <w:lang w:val="en-US" w:eastAsia="zh-CN"/>
         </w:rPr>
       </w:pPr>
@@ -15702,31 +15689,10 @@
           <w:rFonts w:hint="default" w:ascii="宋体" w:hAnsi="宋体" w:eastAsia="宋体" w:cs="宋体"/>
           <w:b/>
           <w:bCs/>
-          <w:sz w:val="16"/>
-          <w:szCs w:val="16"/>
+          <w:sz w:val="18"/>
+          <w:szCs w:val="18"/>
         </w:rPr>
-        <w:t>${</w:t>
-      </w:r>
-      <w:r>
-        <w:rPr>
-          <w:rFonts w:hint="eastAsia" w:ascii="宋体" w:hAnsi="宋体" w:cs="宋体"/>
-          <w:b/>
-          <w:bCs/>
-          <w:sz w:val="16"/>
-          <w:szCs w:val="16"/>
-          <w:lang w:val="en-US" w:eastAsia="zh-CN"/>
-        </w:rPr>
-        <w:t>todo</w:t>
-      </w:r>
-      <w:r>
-        <w:rPr>
-          <w:rFonts w:hint="default" w:ascii="宋体" w:hAnsi="宋体" w:eastAsia="宋体" w:cs="宋体"/>
-          <w:b/>
-          <w:bCs/>
-          <w:sz w:val="16"/>
-          <w:szCs w:val="16"/>
-        </w:rPr>
-        <w:t>}</w:t>
+        <w:t>${ElevatorAgeStats}</w:t>
       </w:r>
     </w:p>
     <w:p>
@@ -15743,6 +15709,8 @@
           <w:lang w:val="en-US" w:eastAsia="zh-CN"/>
         </w:rPr>
       </w:pPr>
+      <w:bookmarkStart w:id="0" w:name="_GoBack"/>
+      <w:bookmarkEnd w:id="0"/>
     </w:p>
     <w:p>
       <w:pPr>
@@ -15768,8 +15736,8 @@
           <w:rFonts w:hint="eastAsia" w:ascii="宋体" w:hAnsi="宋体" w:eastAsia="宋体" w:cs="宋体"/>
           <w:b/>
           <w:bCs/>
-          <w:sz w:val="16"/>
-          <w:szCs w:val="16"/>
+          <w:sz w:val="18"/>
+          <w:szCs w:val="18"/>
           <w:lang w:val="en-US" w:eastAsia="zh-CN"/>
         </w:rPr>
       </w:pPr>
@@ -15778,31 +15746,10 @@
           <w:rFonts w:hint="default" w:ascii="宋体" w:hAnsi="宋体" w:eastAsia="宋体" w:cs="宋体"/>
           <w:b/>
           <w:bCs/>
-          <w:sz w:val="16"/>
-          <w:szCs w:val="16"/>
+          <w:sz w:val="18"/>
+          <w:szCs w:val="18"/>
         </w:rPr>
-        <w:t>${</w:t>
-      </w:r>
-      <w:r>
-        <w:rPr>
-          <w:rFonts w:hint="eastAsia" w:ascii="宋体" w:hAnsi="宋体" w:cs="宋体"/>
-          <w:b/>
-          <w:bCs/>
-          <w:sz w:val="16"/>
-          <w:szCs w:val="16"/>
-          <w:lang w:val="en-US" w:eastAsia="zh-CN"/>
-        </w:rPr>
-        <w:t>todo</w:t>
-      </w:r>
-      <w:r>
-        <w:rPr>
-          <w:rFonts w:hint="default" w:ascii="宋体" w:hAnsi="宋体" w:eastAsia="宋体" w:cs="宋体"/>
-          <w:b/>
-          <w:bCs/>
-          <w:sz w:val="16"/>
-          <w:szCs w:val="16"/>
-        </w:rPr>
-        <w:t>}</w:t>
+        <w:t>${ElevatorBrandFaultRate}</w:t>
       </w:r>
     </w:p>
     <w:p>

--- a/src/main/resources/doc/year.docx
+++ b/src/main/resources/doc/year.docx
@@ -217,7 +217,12 @@
     </w:p>
     <w:p>
       <w:pPr>
-        <w:ind w:firstLine="640" w:firstLineChars="200"/>
+        <w:keepNext w:val="0"/>
+        <w:keepLines w:val="0"/>
+        <w:widowControl/>
+        <w:suppressLineNumbers w:val="0"/>
+        <w:shd w:val="clear" w:fill="FFFFFF"/>
+        <w:spacing w:line="360" w:lineRule="atLeast"/>
         <w:jc w:val="left"/>
         <w:rPr>
           <w:rFonts w:hint="eastAsia" w:ascii="宋体" w:hAnsi="宋体" w:eastAsia="宋体" w:cs="宋体"/>
@@ -254,12 +259,12 @@
       </w:r>
       <w:r>
         <w:rPr>
-          <w:rFonts w:hint="eastAsia" w:ascii="宋体" w:hAnsi="宋体" w:cs="宋体"/>
+          <w:rFonts w:hint="default" w:ascii="宋体" w:hAnsi="宋体" w:eastAsia="宋体" w:cs="宋体"/>
           <w:sz w:val="32"/>
           <w:szCs w:val="32"/>
           <w:lang w:val="en-US" w:eastAsia="zh-CN"/>
         </w:rPr>
-        <w:t>413</w:t>
+        <w:t>${totalBrandsAll}</w:t>
       </w:r>
       <w:r>
         <w:rPr>
@@ -272,12 +277,30 @@
       </w:r>
       <w:r>
         <w:rPr>
+          <w:rFonts w:hint="default" w:ascii="宋体" w:hAnsi="宋体" w:eastAsia="宋体" w:cs="宋体"/>
+          <w:sz w:val="32"/>
+          <w:szCs w:val="32"/>
+          <w:lang w:val="en-US" w:eastAsia="zh-CN"/>
+        </w:rPr>
+        <w:t>${smallBrandPercentage</w:t>
+      </w:r>
+      <w:r>
+        <w:rPr>
+          <w:rFonts w:hint="default" w:ascii="宋体" w:hAnsi="宋体" w:eastAsia="宋体" w:cs="宋体"/>
+          <w:sz w:val="32"/>
+          <w:szCs w:val="32"/>
+          <w:lang w:val="en-US" w:eastAsia="zh-CN"/>
+        </w:rPr>
+        <w:t>}</w:t>
+      </w:r>
+      <w:r>
+        <w:rPr>
           <w:rFonts w:hint="eastAsia" w:ascii="宋体" w:hAnsi="宋体" w:cs="宋体"/>
           <w:sz w:val="32"/>
           <w:szCs w:val="32"/>
           <w:lang w:val="en-US" w:eastAsia="zh-CN"/>
         </w:rPr>
-        <w:t>59%</w:t>
+        <w:t>%</w:t>
       </w:r>
       <w:r>
         <w:rPr>
@@ -308,12 +331,21 @@
       </w:r>
       <w:r>
         <w:rPr>
-          <w:rFonts w:hint="eastAsia" w:ascii="宋体" w:hAnsi="宋体" w:cs="宋体"/>
+          <w:rFonts w:hint="default" w:ascii="宋体" w:hAnsi="宋体" w:eastAsia="宋体" w:cs="宋体"/>
           <w:sz w:val="32"/>
           <w:szCs w:val="32"/>
           <w:lang w:val="en-US" w:eastAsia="zh-CN"/>
         </w:rPr>
-        <w:t>巨人通力,东芝,西继迅达,通力电梯,西奥</w:t>
+        <w:t>${top5Brands</w:t>
+      </w:r>
+      <w:r>
+        <w:rPr>
+          <w:rFonts w:hint="default" w:ascii="宋体" w:hAnsi="宋体" w:eastAsia="宋体" w:cs="宋体"/>
+          <w:sz w:val="32"/>
+          <w:szCs w:val="32"/>
+          <w:lang w:val="en-US" w:eastAsia="zh-CN"/>
+        </w:rPr>
+        <w:t>}</w:t>
       </w:r>
       <w:r>
         <w:rPr>
@@ -326,12 +358,21 @@
       </w:r>
       <w:r>
         <w:rPr>
-          <w:rFonts w:hint="eastAsia" w:ascii="宋体" w:hAnsi="宋体" w:cs="宋体"/>
+          <w:rFonts w:hint="default" w:ascii="宋体" w:hAnsi="宋体" w:eastAsia="宋体" w:cs="宋体"/>
           <w:sz w:val="32"/>
           <w:szCs w:val="32"/>
           <w:lang w:val="en-US" w:eastAsia="zh-CN"/>
         </w:rPr>
-        <w:t>24.3</w:t>
+        <w:t>${top5Percentage</w:t>
+      </w:r>
+      <w:r>
+        <w:rPr>
+          <w:rFonts w:hint="default" w:ascii="宋体" w:hAnsi="宋体" w:eastAsia="宋体" w:cs="宋体"/>
+          <w:sz w:val="32"/>
+          <w:szCs w:val="32"/>
+          <w:lang w:val="en-US" w:eastAsia="zh-CN"/>
+        </w:rPr>
+        <w:t>}</w:t>
       </w:r>
       <w:r>
         <w:rPr>
@@ -363,6 +404,8 @@
         </w:rPr>
         <w:t>在用品牌电梯故障率的统计情况</w:t>
       </w:r>
+      <w:bookmarkStart w:id="0" w:name="_GoBack"/>
+      <w:bookmarkEnd w:id="0"/>
     </w:p>
     <w:p>
       <w:pPr>
@@ -495,6 +538,7 @@
     <w:p>
       <w:pPr>
         <w:numPr>
+          <w:ilvl w:val="0"/>
           <w:numId w:val="0"/>
         </w:numPr>
         <w:spacing w:line="10" w:lineRule="atLeast"/>
@@ -694,17 +738,7 @@
           <w:sz w:val="16"/>
           <w:szCs w:val="16"/>
         </w:rPr>
-        <w:t>${UsingUnitFaultRate</w:t>
-      </w:r>
-      <w:r>
-        <w:rPr>
-          <w:rFonts w:hint="default" w:ascii="宋体" w:hAnsi="宋体" w:eastAsia="宋体" w:cs="宋体"/>
-          <w:b/>
-          <w:bCs/>
-          <w:sz w:val="16"/>
-          <w:szCs w:val="16"/>
-        </w:rPr>
-        <w:t>}</w:t>
+        <w:t>${UsingUnitFaultRate}</w:t>
       </w:r>
     </w:p>
     <w:p>
@@ -15698,6 +15732,7 @@
     <w:p>
       <w:pPr>
         <w:numPr>
+          <w:ilvl w:val="0"/>
           <w:numId w:val="0"/>
         </w:numPr>
         <w:spacing w:line="10" w:lineRule="atLeast"/>
@@ -15709,8 +15744,6 @@
           <w:lang w:val="en-US" w:eastAsia="zh-CN"/>
         </w:rPr>
       </w:pPr>
-      <w:bookmarkStart w:id="0" w:name="_GoBack"/>
-      <w:bookmarkEnd w:id="0"/>
     </w:p>
     <w:p>
       <w:pPr>

--- a/src/main/resources/doc/year.docx
+++ b/src/main/resources/doc/year.docx
@@ -9,9 +9,11 @@
           <w:rFonts w:hint="eastAsia" w:ascii="宋体" w:hAnsi="宋体" w:eastAsia="宋体" w:cs="宋体"/>
           <w:b/>
           <w:bCs/>
-          <w:sz w:val="24"/>
-          <w:szCs w:val="24"/>
-          <w:lang w:val="en-US" w:eastAsia="zh-CN"/>
+          <w:w w:val="90"/>
+          <w:kern w:val="0"/>
+          <w:sz w:val="44"/>
+          <w:szCs w:val="44"/>
+          <w:lang w:val="en-US" w:eastAsia="zh-CN" w:bidi="ar"/>
         </w:rPr>
       </w:pPr>
       <w:r>
@@ -19,19 +21,24 @@
           <w:rFonts w:hint="default" w:ascii="宋体" w:hAnsi="宋体" w:eastAsia="宋体" w:cs="宋体"/>
           <w:b/>
           <w:bCs/>
-          <w:sz w:val="24"/>
-          <w:szCs w:val="24"/>
+          <w:w w:val="90"/>
+          <w:kern w:val="0"/>
+          <w:sz w:val="44"/>
+          <w:szCs w:val="44"/>
+          <w:lang w:val="en-US" w:eastAsia="zh-CN" w:bidi="ar"/>
         </w:rPr>
         <w:t>${</w:t>
       </w:r>
       <w:r>
         <w:rPr>
-          <w:rFonts w:hint="eastAsia" w:ascii="宋体" w:hAnsi="宋体" w:cs="宋体"/>
+          <w:rFonts w:hint="eastAsia" w:ascii="宋体" w:hAnsi="宋体" w:eastAsia="宋体" w:cs="宋体"/>
           <w:b/>
           <w:bCs/>
-          <w:sz w:val="24"/>
-          <w:szCs w:val="24"/>
-          <w:lang w:val="en-US" w:eastAsia="zh-CN"/>
+          <w:w w:val="90"/>
+          <w:kern w:val="0"/>
+          <w:sz w:val="44"/>
+          <w:szCs w:val="44"/>
+          <w:lang w:val="en-US" w:eastAsia="zh-CN" w:bidi="ar"/>
         </w:rPr>
         <w:t>DistrictS</w:t>
       </w:r>
@@ -40,8 +47,11 @@
           <w:rFonts w:hint="default" w:ascii="宋体" w:hAnsi="宋体" w:eastAsia="宋体" w:cs="宋体"/>
           <w:b/>
           <w:bCs/>
-          <w:sz w:val="24"/>
-          <w:szCs w:val="24"/>
+          <w:w w:val="90"/>
+          <w:kern w:val="0"/>
+          <w:sz w:val="44"/>
+          <w:szCs w:val="44"/>
+          <w:lang w:val="en-US" w:eastAsia="zh-CN" w:bidi="ar"/>
         </w:rPr>
         <w:t>}</w:t>
       </w:r>
@@ -282,16 +292,7 @@
           <w:szCs w:val="32"/>
           <w:lang w:val="en-US" w:eastAsia="zh-CN"/>
         </w:rPr>
-        <w:t>${smallBrandPercentage</w:t>
-      </w:r>
-      <w:r>
-        <w:rPr>
-          <w:rFonts w:hint="default" w:ascii="宋体" w:hAnsi="宋体" w:eastAsia="宋体" w:cs="宋体"/>
-          <w:sz w:val="32"/>
-          <w:szCs w:val="32"/>
-          <w:lang w:val="en-US" w:eastAsia="zh-CN"/>
-        </w:rPr>
-        <w:t>}</w:t>
+        <w:t>${smallBrandPercentage}</w:t>
       </w:r>
       <w:r>
         <w:rPr>
@@ -336,16 +337,7 @@
           <w:szCs w:val="32"/>
           <w:lang w:val="en-US" w:eastAsia="zh-CN"/>
         </w:rPr>
-        <w:t>${top5Brands</w:t>
-      </w:r>
-      <w:r>
-        <w:rPr>
-          <w:rFonts w:hint="default" w:ascii="宋体" w:hAnsi="宋体" w:eastAsia="宋体" w:cs="宋体"/>
-          <w:sz w:val="32"/>
-          <w:szCs w:val="32"/>
-          <w:lang w:val="en-US" w:eastAsia="zh-CN"/>
-        </w:rPr>
-        <w:t>}</w:t>
+        <w:t>${top5Brands}</w:t>
       </w:r>
       <w:r>
         <w:rPr>
@@ -363,16 +355,7 @@
           <w:szCs w:val="32"/>
           <w:lang w:val="en-US" w:eastAsia="zh-CN"/>
         </w:rPr>
-        <w:t>${top5Percentage</w:t>
-      </w:r>
-      <w:r>
-        <w:rPr>
-          <w:rFonts w:hint="default" w:ascii="宋体" w:hAnsi="宋体" w:eastAsia="宋体" w:cs="宋体"/>
-          <w:sz w:val="32"/>
-          <w:szCs w:val="32"/>
-          <w:lang w:val="en-US" w:eastAsia="zh-CN"/>
-        </w:rPr>
-        <w:t>}</w:t>
+        <w:t>${top5Percentage}</w:t>
       </w:r>
       <w:r>
         <w:rPr>
@@ -404,8 +387,6 @@
         </w:rPr>
         <w:t>在用品牌电梯故障率的统计情况</w:t>
       </w:r>
-      <w:bookmarkStart w:id="0" w:name="_GoBack"/>
-      <w:bookmarkEnd w:id="0"/>
     </w:p>
     <w:p>
       <w:pPr>
@@ -653,50 +634,6 @@
     <w:p>
       <w:pPr>
         <w:numPr>
-          <w:ilvl w:val="0"/>
-          <w:numId w:val="2"/>
-        </w:numPr>
-        <w:ind w:leftChars="0"/>
-        <w:rPr>
-          <w:rFonts w:hint="eastAsia" w:asciiTheme="minorEastAsia" w:hAnsiTheme="minorEastAsia" w:eastAsiaTheme="minorEastAsia" w:cstheme="minorEastAsia"/>
-          <w:b w:val="0"/>
-          <w:color w:val="000000" w:themeColor="text1"/>
-          <w:position w:val="0"/>
-          <w:sz w:val="30"/>
-          <w:szCs w:val="30"/>
-          <w:highlight w:val="yellow"/>
-          <w:lang w:val="en-US" w:eastAsia="zh-CN"/>
-          <w14:textFill>
-            <w14:solidFill>
-              <w14:schemeClr w14:val="tx1"/>
-            </w14:solidFill>
-          </w14:textFill>
-        </w:rPr>
-      </w:pPr>
-      <w:r>
-        <w:rPr>
-          <w:rFonts w:hint="eastAsia" w:asciiTheme="minorEastAsia" w:hAnsiTheme="minorEastAsia" w:eastAsiaTheme="minorEastAsia" w:cstheme="minorEastAsia"/>
-          <w:sz w:val="30"/>
-          <w:szCs w:val="30"/>
-          <w:lang w:val="en-US" w:eastAsia="zh-CN"/>
-        </w:rPr>
-        <w:t>使用单位电梯故障率情况</w:t>
-      </w:r>
-      <w:r>
-        <w:rPr>
-          <w:rFonts w:hint="eastAsia" w:asciiTheme="minorEastAsia" w:hAnsiTheme="minorEastAsia" w:eastAsiaTheme="minorEastAsia" w:cstheme="minorEastAsia"/>
-          <w:sz w:val="30"/>
-          <w:szCs w:val="30"/>
-          <w:highlight w:val="yellow"/>
-          <w:lang w:val="en-US" w:eastAsia="zh-CN"/>
-        </w:rPr>
-        <w:t>（这个统计有区域导入怎么分别）</w:t>
-      </w:r>
-    </w:p>
-    <w:p>
-      <w:pPr>
-        <w:numPr>
-          <w:ilvl w:val="0"/>
           <w:numId w:val="0"/>
         </w:numPr>
         <w:rPr>
@@ -712,11 +649,12 @@
           <w:rFonts w:hint="eastAsia" w:asciiTheme="minorEastAsia" w:hAnsiTheme="minorEastAsia" w:eastAsiaTheme="minorEastAsia" w:cstheme="minorEastAsia"/>
           <w:sz w:val="30"/>
           <w:szCs w:val="30"/>
-          <w:highlight w:val="yellow"/>
           <w:lang w:val="en-US" w:eastAsia="zh-CN"/>
         </w:rPr>
-        <w:t>如果一个物业两个区域需要分别导出注意区域划分</w:t>
+        <w:t>（二）使用单位电梯故障率情况</w:t>
       </w:r>
+      <w:bookmarkStart w:id="0" w:name="_GoBack"/>
+      <w:bookmarkEnd w:id="0"/>
     </w:p>
     <w:p>
       <w:pPr>
@@ -15690,7 +15628,7 @@
         <w:pStyle w:val="2"/>
         <w:numPr>
           <w:ilvl w:val="0"/>
-          <w:numId w:val="3"/>
+          <w:numId w:val="2"/>
         </w:numPr>
         <w:bidi w:val="0"/>
         <w:rPr>
@@ -16092,21 +16030,6 @@
     </w:lvl>
   </w:abstractNum>
   <w:abstractNum w:abstractNumId="1">
-    <w:nsid w:val="036A04C7"/>
-    <w:multiLevelType w:val="singleLevel"/>
-    <w:tmpl w:val="036A04C7"/>
-    <w:lvl w:ilvl="0" w:tentative="0">
-      <w:start w:val="2"/>
-      <w:numFmt w:val="chineseCounting"/>
-      <w:suff w:val="nothing"/>
-      <w:lvlText w:val="（%1）"/>
-      <w:lvlJc w:val="left"/>
-      <w:rPr>
-        <w:rFonts w:hint="eastAsia"/>
-      </w:rPr>
-    </w:lvl>
-  </w:abstractNum>
-  <w:abstractNum w:abstractNumId="2">
     <w:nsid w:val="5977874D"/>
     <w:multiLevelType w:val="singleLevel"/>
     <w:tmpl w:val="5977874D"/>
@@ -16122,12 +16045,9 @@
     </w:lvl>
   </w:abstractNum>
   <w:num w:numId="1">
-    <w:abstractNumId w:val="2"/>
+    <w:abstractNumId w:val="1"/>
   </w:num>
   <w:num w:numId="2">
-    <w:abstractNumId w:val="1"/>
-  </w:num>
-  <w:num w:numId="3">
     <w:abstractNumId w:val="0"/>
   </w:num>
 </w:numbering>

--- a/src/main/resources/doc/year.docx
+++ b/src/main/resources/doc/year.docx
@@ -411,45 +411,130 @@
           <w:szCs w:val="32"/>
           <w:lang w:val="en-US" w:eastAsia="zh-CN"/>
         </w:rPr>
-        <w:t>全市故障率超过50%的电梯品牌暂无。</w:t>
+        <w:t>故障率超过50%的电梯品牌</w:t>
+      </w:r>
+      <w:r>
+        <w:rPr>
+          <w:rFonts w:hint="default" w:ascii="宋体" w:hAnsi="宋体" w:eastAsia="宋体" w:cs="宋体"/>
+          <w:sz w:val="32"/>
+          <w:szCs w:val="32"/>
+          <w:lang w:val="en-US" w:eastAsia="zh-CN"/>
+        </w:rPr>
+        <w:t>${</w:t>
+      </w:r>
+      <w:r>
+        <w:rPr>
+          <w:rFonts w:hint="eastAsia" w:ascii="宋体" w:hAnsi="宋体" w:eastAsia="宋体" w:cs="宋体"/>
+          <w:sz w:val="32"/>
+          <w:szCs w:val="32"/>
+          <w:lang w:val="en-US" w:eastAsia="zh-CN"/>
+        </w:rPr>
+        <w:t>brands50</w:t>
+      </w:r>
+      <w:r>
+        <w:rPr>
+          <w:rFonts w:hint="default" w:ascii="宋体" w:hAnsi="宋体" w:eastAsia="宋体" w:cs="宋体"/>
+          <w:sz w:val="32"/>
+          <w:szCs w:val="32"/>
+          <w:lang w:val="en-US" w:eastAsia="zh-CN"/>
+        </w:rPr>
+        <w:t>}</w:t>
+      </w:r>
+      <w:r>
+        <w:rPr>
+          <w:rFonts w:hint="eastAsia" w:ascii="宋体" w:hAnsi="宋体" w:cs="宋体"/>
+          <w:sz w:val="32"/>
+          <w:szCs w:val="32"/>
+          <w:lang w:val="en-US" w:eastAsia="zh-CN"/>
+        </w:rPr>
+        <w:t>。</w:t>
+      </w:r>
+    </w:p>
+    <w:p>
+      <w:pPr>
+        <w:pStyle w:val="2"/>
+        <w:numPr>
+          <w:ilvl w:val="0"/>
+          <w:numId w:val="1"/>
+        </w:numPr>
+        <w:bidi w:val="0"/>
+        <w:rPr>
+          <w:rFonts w:hint="eastAsia" w:eastAsia="宋体"/>
+          <w:lang w:val="en-US" w:eastAsia="zh-CN"/>
+        </w:rPr>
+      </w:pPr>
+      <w:r>
+        <w:rPr>
+          <w:rFonts w:hint="eastAsia" w:eastAsia="宋体"/>
+          <w:lang w:val="en-US" w:eastAsia="zh-CN"/>
+        </w:rPr>
+        <w:t>同一电梯发生四次以上故障统计</w:t>
+      </w:r>
+      <w:bookmarkStart w:id="0" w:name="_GoBack"/>
+      <w:bookmarkEnd w:id="0"/>
+    </w:p>
+    <w:p>
+      <w:pPr>
+        <w:jc w:val="center"/>
+        <w:rPr>
+          <w:rFonts w:hint="eastAsia" w:ascii="宋体" w:hAnsi="宋体" w:eastAsia="宋体" w:cs="宋体"/>
+          <w:b/>
+          <w:bCs/>
+          <w:sz w:val="16"/>
+          <w:szCs w:val="16"/>
+          <w:lang w:val="en-US" w:eastAsia="zh-CN"/>
+        </w:rPr>
+      </w:pPr>
+      <w:r>
+        <w:rPr>
+          <w:rFonts w:hint="default" w:ascii="宋体" w:hAnsi="宋体" w:eastAsia="宋体" w:cs="宋体"/>
+          <w:b/>
+          <w:bCs/>
+          <w:sz w:val="16"/>
+          <w:szCs w:val="16"/>
+        </w:rPr>
+        <w:t>${</w:t>
+      </w:r>
+      <w:r>
+        <w:rPr>
+          <w:rFonts w:hint="eastAsia" w:ascii="宋体" w:hAnsi="宋体" w:eastAsia="宋体" w:cs="宋体"/>
+          <w:b/>
+          <w:bCs/>
+          <w:sz w:val="16"/>
+          <w:szCs w:val="16"/>
+          <w:lang w:val="en-US" w:eastAsia="zh-CN"/>
+        </w:rPr>
+        <w:t>four</w:t>
+      </w:r>
+      <w:r>
+        <w:rPr>
+          <w:rFonts w:hint="eastAsia" w:ascii="宋体" w:hAnsi="宋体" w:cs="宋体"/>
+          <w:b/>
+          <w:bCs/>
+          <w:sz w:val="16"/>
+          <w:szCs w:val="16"/>
+          <w:lang w:val="en-US" w:eastAsia="zh-CN"/>
+        </w:rPr>
+        <w:t>Times</w:t>
+      </w:r>
+      <w:r>
+        <w:rPr>
+          <w:rFonts w:hint="default" w:ascii="宋体" w:hAnsi="宋体" w:eastAsia="宋体" w:cs="宋体"/>
+          <w:b/>
+          <w:bCs/>
+          <w:sz w:val="16"/>
+          <w:szCs w:val="16"/>
+        </w:rPr>
+        <w:t>}</w:t>
       </w:r>
     </w:p>
     <w:p>
       <w:pPr>
         <w:rPr>
-          <w:rFonts w:hint="eastAsia" w:ascii="宋体" w:hAnsi="宋体" w:eastAsia="宋体" w:cs="宋体"/>
+          <w:rFonts w:hint="eastAsia"/>
+          <w:lang w:val="en-US" w:eastAsia="zh-CN"/>
         </w:rPr>
       </w:pPr>
-      <w:r>
-        <w:rPr>
-          <w:rFonts w:hint="eastAsia" w:ascii="宋体" w:hAnsi="宋体" w:eastAsia="宋体" w:cs="宋体"/>
-          <w:b/>
-          <w:sz w:val="32"/>
-          <w:szCs w:val="32"/>
-          <w:lang w:val="en-US" w:eastAsia="zh-CN"/>
-        </w:rPr>
-        <w:t>同一电梯发生</w:t>
-      </w:r>
-      <w:r>
-        <w:rPr>
-          <w:rFonts w:hint="eastAsia" w:ascii="宋体" w:hAnsi="宋体" w:cs="宋体"/>
-          <w:b/>
-          <w:sz w:val="32"/>
-          <w:szCs w:val="32"/>
-          <w:lang w:val="en-US" w:eastAsia="zh-CN"/>
-        </w:rPr>
-        <w:t>四</w:t>
-      </w:r>
-      <w:r>
-        <w:rPr>
-          <w:rFonts w:hint="eastAsia" w:ascii="宋体" w:hAnsi="宋体" w:eastAsia="宋体" w:cs="宋体"/>
-          <w:b/>
-          <w:sz w:val="32"/>
-          <w:szCs w:val="32"/>
-          <w:lang w:val="en-US" w:eastAsia="zh-CN"/>
-        </w:rPr>
-        <w:t>次以上故障统计</w:t>
-      </w:r>
     </w:p>
     <w:p>
       <w:pPr>
@@ -653,8 +738,6 @@
         </w:rPr>
         <w:t>（二）使用单位电梯故障率情况</w:t>
       </w:r>
-      <w:bookmarkStart w:id="0" w:name="_GoBack"/>
-      <w:bookmarkEnd w:id="0"/>
     </w:p>
     <w:p>
       <w:pPr>
